--- a/a7/packages/A7 Unit 3 - Exponents and Scientific Notation/Lessons/3.09/Keys/A7 3.09 Writing Small Numbers in Scientific Notation - Independent Set - Key.docx
+++ b/a7/packages/A7 Unit 3 - Exponents and Scientific Notation/Lessons/3.09/Keys/A7 3.09 Writing Small Numbers in Scientific Notation - Independent Set - Key.docx
@@ -351,7 +351,7 @@
                     <a:graphicData uri="http://schemas.openxmlformats.org/drawingml/2006/picture">
                       <pic:pic>
                         <pic:nvPicPr>
-                          <pic:cNvPr id="0" name="c519dcc6ed48e496.png"/>
+                          <pic:cNvPr id="0" name="67ef7714746b0e56.png"/>
                           <pic:cNvPicPr/>
                         </pic:nvPicPr>
                         <pic:blipFill>
@@ -395,7 +395,7 @@
                 <w:color w:val="9E1B32"/>
                 <w:sz w:val="22"/>
               </w:rPr>
-              <w:t>0.0052</w:t>
+              <w:t>0.0094</w:t>
             </w:r>
           </w:p>
         </w:tc>
